--- a/tillsyn/A 56687-2025 tillsynsbegäran.docx
+++ b/tillsyn/A 56687-2025 tillsynsbegäran.docx
@@ -361,7 +361,7 @@
     <w:r>
       <w:tab/>
       <w:tab/>
-      <w:t>2025-11-15</w:t>
+      <w:t>2025-11-20</w:t>
       <w:br/>
       <w:br/>
     </w:r>

--- a/tillsyn/A 56687-2025 tillsynsbegäran.docx
+++ b/tillsyn/A 56687-2025 tillsynsbegäran.docx
@@ -361,7 +361,7 @@
     <w:r>
       <w:tab/>
       <w:tab/>
-      <w:t>2025-11-20</w:t>
+      <w:t>2025-11-21</w:t>
       <w:br/>
       <w:br/>
     </w:r>

--- a/tillsyn/A 56687-2025 tillsynsbegäran.docx
+++ b/tillsyn/A 56687-2025 tillsynsbegäran.docx
@@ -361,7 +361,7 @@
     <w:r>
       <w:tab/>
       <w:tab/>
-      <w:t>2025-11-21</w:t>
+      <w:t>2025-11-22</w:t>
       <w:br/>
       <w:br/>
     </w:r>

--- a/tillsyn/A 56687-2025 tillsynsbegäran.docx
+++ b/tillsyn/A 56687-2025 tillsynsbegäran.docx
@@ -361,7 +361,7 @@
     <w:r>
       <w:tab/>
       <w:tab/>
-      <w:t>2025-11-22</w:t>
+      <w:t>2025-11-23</w:t>
       <w:br/>
       <w:br/>
     </w:r>

--- a/tillsyn/A 56687-2025 tillsynsbegäran.docx
+++ b/tillsyn/A 56687-2025 tillsynsbegäran.docx
@@ -35,7 +35,7 @@
     </w:p>
     <w:p>
       <w:r>
-        <w:t>I avverkningsanmälan har följande 1 naturvårdsarter hittats: dårgräsfjäril (NT, §4a). Av dessa är 1 rödlistade. För rödlistade arter har rödlistekategorin angivits inom parentes. För fridlysta arter anges även paragrafen i Artskyddsförordningen som arten är fridlyst enligt.</w:t>
+        <w:t>I avverkningsanmälan har följande 7 naturvårdsarter hittats: backtimjan (NT), dårgräsfjäril (NT, §4a), solvända (NT), blåmossa (S), skogsknipprot (S, §8), brudsporre (§8) och nattviol (§8). Av dessa är 3 rödlistade. För rödlistade arter har rödlistekategorin angivits inom parentes. Arter som är signalarter enligt Skogsstyrelsen har markerats med (S). För fridlysta arter anges även paragrafen i Artskyddsförordningen som arten är fridlyst enligt.</w:t>
       </w:r>
     </w:p>
     <w:p>
@@ -91,6 +91,17 @@
       </w:r>
     </w:p>
     <w:p>
+      <w:r>
+        <w:rPr>
+          <w:b/>
+        </w:rPr>
+        <w:t xml:space="preserve">Blåmossa </w:t>
+      </w:r>
+      <w:r>
+        <w:t>har karaktäristiska kuddar som är lätta att se på långt håll. Mycket stora kuddar, större än 0,5 meter i höjd, indikerar höga naturvärden där skogen har en lång period av orördhet oh stabila miljöförhållanden. Mossan växer under gynnsamma omständigheter cirka 1 centimeter per år och stora kuddar kan därför indirekt visa att lokalen varit lämplig under en lång tid (Nitare &amp; Skogsstyrelsen, 2019).</w:t>
+      </w:r>
+    </w:p>
+    <w:p>
       <w:pPr>
         <w:pStyle w:val="Heading1"/>
       </w:pPr>
@@ -100,7 +111,7 @@
     </w:p>
     <w:p>
       <w:r>
-        <w:t>Följande fridlysta arter har sina livsmiljöer och växtplatser i den avverkningsanmälda skogen: dårgräsfjäril (NT, §4a).</w:t>
+        <w:t>Följande fridlysta arter har sina livsmiljöer och växtplatser i den avverkningsanmälda skogen: dårgräsfjäril (NT, §4a), skogsknipprot (S, §8), brudsporre (§8) och nattviol (§8).</w:t>
       </w:r>
     </w:p>
     <w:p>
@@ -361,7 +372,7 @@
     <w:r>
       <w:tab/>
       <w:tab/>
-      <w:t>2025-11-23</w:t>
+      <w:t>2025-11-24</w:t>
       <w:br/>
       <w:br/>
     </w:r>

--- a/tillsyn/A 56687-2025 tillsynsbegäran.docx
+++ b/tillsyn/A 56687-2025 tillsynsbegäran.docx
@@ -372,7 +372,7 @@
     <w:r>
       <w:tab/>
       <w:tab/>
-      <w:t>2025-11-24</w:t>
+      <w:t>2025-11-25</w:t>
       <w:br/>
       <w:br/>
     </w:r>

--- a/tillsyn/A 56687-2025 tillsynsbegäran.docx
+++ b/tillsyn/A 56687-2025 tillsynsbegäran.docx
@@ -372,7 +372,7 @@
     <w:r>
       <w:tab/>
       <w:tab/>
-      <w:t>2025-11-25</w:t>
+      <w:t>2025-11-26</w:t>
       <w:br/>
       <w:br/>
     </w:r>

--- a/tillsyn/A 56687-2025 tillsynsbegäran.docx
+++ b/tillsyn/A 56687-2025 tillsynsbegäran.docx
@@ -372,7 +372,7 @@
     <w:r>
       <w:tab/>
       <w:tab/>
-      <w:t>2025-11-26</w:t>
+      <w:t>2025-11-27</w:t>
       <w:br/>
       <w:br/>
     </w:r>

--- a/tillsyn/A 56687-2025 tillsynsbegäran.docx
+++ b/tillsyn/A 56687-2025 tillsynsbegäran.docx
@@ -372,7 +372,7 @@
     <w:r>
       <w:tab/>
       <w:tab/>
-      <w:t>2025-11-27</w:t>
+      <w:t>2025-11-28</w:t>
       <w:br/>
       <w:br/>
     </w:r>

--- a/tillsyn/A 56687-2025 tillsynsbegäran.docx
+++ b/tillsyn/A 56687-2025 tillsynsbegäran.docx
@@ -372,7 +372,7 @@
     <w:r>
       <w:tab/>
       <w:tab/>
-      <w:t>2025-11-28</w:t>
+      <w:t>2025-11-29</w:t>
       <w:br/>
       <w:br/>
     </w:r>

--- a/tillsyn/A 56687-2025 tillsynsbegäran.docx
+++ b/tillsyn/A 56687-2025 tillsynsbegäran.docx
@@ -372,7 +372,7 @@
     <w:r>
       <w:tab/>
       <w:tab/>
-      <w:t>2025-11-29</w:t>
+      <w:t>2025-11-30</w:t>
       <w:br/>
       <w:br/>
     </w:r>

--- a/tillsyn/A 56687-2025 tillsynsbegäran.docx
+++ b/tillsyn/A 56687-2025 tillsynsbegäran.docx
@@ -372,7 +372,7 @@
     <w:r>
       <w:tab/>
       <w:tab/>
-      <w:t>2025-11-30</w:t>
+      <w:t>2025-12-01</w:t>
       <w:br/>
       <w:br/>
     </w:r>

--- a/tillsyn/A 56687-2025 tillsynsbegäran.docx
+++ b/tillsyn/A 56687-2025 tillsynsbegäran.docx
@@ -372,7 +372,7 @@
     <w:r>
       <w:tab/>
       <w:tab/>
-      <w:t>2025-12-01</w:t>
+      <w:t>2025-12-02</w:t>
       <w:br/>
       <w:br/>
     </w:r>

--- a/tillsyn/A 56687-2025 tillsynsbegäran.docx
+++ b/tillsyn/A 56687-2025 tillsynsbegäran.docx
@@ -372,7 +372,7 @@
     <w:r>
       <w:tab/>
       <w:tab/>
-      <w:t>2025-12-02</w:t>
+      <w:t>2025-12-03</w:t>
       <w:br/>
       <w:br/>
     </w:r>

--- a/tillsyn/A 56687-2025 tillsynsbegäran.docx
+++ b/tillsyn/A 56687-2025 tillsynsbegäran.docx
@@ -372,7 +372,7 @@
     <w:r>
       <w:tab/>
       <w:tab/>
-      <w:t>2025-12-03</w:t>
+      <w:t>2025-12-04</w:t>
       <w:br/>
       <w:br/>
     </w:r>

--- a/tillsyn/A 56687-2025 tillsynsbegäran.docx
+++ b/tillsyn/A 56687-2025 tillsynsbegäran.docx
@@ -372,7 +372,7 @@
     <w:r>
       <w:tab/>
       <w:tab/>
-      <w:t>2025-12-04</w:t>
+      <w:t>2025-12-05</w:t>
       <w:br/>
       <w:br/>
     </w:r>

--- a/tillsyn/A 56687-2025 tillsynsbegäran.docx
+++ b/tillsyn/A 56687-2025 tillsynsbegäran.docx
@@ -372,7 +372,7 @@
     <w:r>
       <w:tab/>
       <w:tab/>
-      <w:t>2025-12-05</w:t>
+      <w:t>2025-12-06</w:t>
       <w:br/>
       <w:br/>
     </w:r>

--- a/tillsyn/A 56687-2025 tillsynsbegäran.docx
+++ b/tillsyn/A 56687-2025 tillsynsbegäran.docx
@@ -372,7 +372,7 @@
     <w:r>
       <w:tab/>
       <w:tab/>
-      <w:t>2025-12-06</w:t>
+      <w:t>2025-12-07</w:t>
       <w:br/>
       <w:br/>
     </w:r>

--- a/tillsyn/A 56687-2025 tillsynsbegäran.docx
+++ b/tillsyn/A 56687-2025 tillsynsbegäran.docx
@@ -372,7 +372,7 @@
     <w:r>
       <w:tab/>
       <w:tab/>
-      <w:t>2025-12-07</w:t>
+      <w:t>2025-12-08</w:t>
       <w:br/>
       <w:br/>
     </w:r>

--- a/tillsyn/A 56687-2025 tillsynsbegäran.docx
+++ b/tillsyn/A 56687-2025 tillsynsbegäran.docx
@@ -372,7 +372,7 @@
     <w:r>
       <w:tab/>
       <w:tab/>
-      <w:t>2025-12-08</w:t>
+      <w:t>2025-12-09</w:t>
       <w:br/>
       <w:br/>
     </w:r>

--- a/tillsyn/A 56687-2025 tillsynsbegäran.docx
+++ b/tillsyn/A 56687-2025 tillsynsbegäran.docx
@@ -372,7 +372,7 @@
     <w:r>
       <w:tab/>
       <w:tab/>
-      <w:t>2025-12-09</w:t>
+      <w:t>2025-12-10</w:t>
       <w:br/>
       <w:br/>
     </w:r>

--- a/tillsyn/A 56687-2025 tillsynsbegäran.docx
+++ b/tillsyn/A 56687-2025 tillsynsbegäran.docx
@@ -372,7 +372,7 @@
     <w:r>
       <w:tab/>
       <w:tab/>
-      <w:t>2025-12-10</w:t>
+      <w:t>2025-12-11</w:t>
       <w:br/>
       <w:br/>
     </w:r>

--- a/tillsyn/A 56687-2025 tillsynsbegäran.docx
+++ b/tillsyn/A 56687-2025 tillsynsbegäran.docx
@@ -372,7 +372,7 @@
     <w:r>
       <w:tab/>
       <w:tab/>
-      <w:t>2025-12-11</w:t>
+      <w:t>2025-12-12</w:t>
       <w:br/>
       <w:br/>
     </w:r>

--- a/tillsyn/A 56687-2025 tillsynsbegäran.docx
+++ b/tillsyn/A 56687-2025 tillsynsbegäran.docx
@@ -372,7 +372,7 @@
     <w:r>
       <w:tab/>
       <w:tab/>
-      <w:t>2025-12-12</w:t>
+      <w:t>2025-12-13</w:t>
       <w:br/>
       <w:br/>
     </w:r>

--- a/tillsyn/A 56687-2025 tillsynsbegäran.docx
+++ b/tillsyn/A 56687-2025 tillsynsbegäran.docx
@@ -372,7 +372,7 @@
     <w:r>
       <w:tab/>
       <w:tab/>
-      <w:t>2025-12-19</w:t>
+      <w:t>2025-12-20</w:t>
       <w:br/>
       <w:br/>
     </w:r>

--- a/tillsyn/A 56687-2025 tillsynsbegäran.docx
+++ b/tillsyn/A 56687-2025 tillsynsbegäran.docx
@@ -372,7 +372,7 @@
     <w:r>
       <w:tab/>
       <w:tab/>
-      <w:t>2025-12-20</w:t>
+      <w:t>2025-12-21</w:t>
       <w:br/>
       <w:br/>
     </w:r>

--- a/tillsyn/A 56687-2025 tillsynsbegäran.docx
+++ b/tillsyn/A 56687-2025 tillsynsbegäran.docx
@@ -372,7 +372,7 @@
     <w:r>
       <w:tab/>
       <w:tab/>
-      <w:t>2025-12-21</w:t>
+      <w:t>2025-12-22</w:t>
       <w:br/>
       <w:br/>
     </w:r>

--- a/tillsyn/A 56687-2025 tillsynsbegäran.docx
+++ b/tillsyn/A 56687-2025 tillsynsbegäran.docx
@@ -372,7 +372,7 @@
     <w:r>
       <w:tab/>
       <w:tab/>
-      <w:t>2025-12-22</w:t>
+      <w:t>2025-12-26</w:t>
       <w:br/>
       <w:br/>
     </w:r>

--- a/tillsyn/A 56687-2025 tillsynsbegäran.docx
+++ b/tillsyn/A 56687-2025 tillsynsbegäran.docx
@@ -372,7 +372,7 @@
     <w:r>
       <w:tab/>
       <w:tab/>
-      <w:t>2026-01-07</w:t>
+      <w:t>2026-01-08</w:t>
       <w:br/>
       <w:br/>
     </w:r>

--- a/tillsyn/A 56687-2025 tillsynsbegäran.docx
+++ b/tillsyn/A 56687-2025 tillsynsbegäran.docx
@@ -372,7 +372,7 @@
     <w:r>
       <w:tab/>
       <w:tab/>
-      <w:t>2026-01-08</w:t>
+      <w:t>2026-01-09</w:t>
       <w:br/>
       <w:br/>
     </w:r>

--- a/tillsyn/A 56687-2025 tillsynsbegäran.docx
+++ b/tillsyn/A 56687-2025 tillsynsbegäran.docx
@@ -372,7 +372,7 @@
     <w:r>
       <w:tab/>
       <w:tab/>
-      <w:t>2026-01-09</w:t>
+      <w:t>2026-01-10</w:t>
       <w:br/>
       <w:br/>
     </w:r>

--- a/tillsyn/A 56687-2025 tillsynsbegäran.docx
+++ b/tillsyn/A 56687-2025 tillsynsbegäran.docx
@@ -372,7 +372,7 @@
     <w:r>
       <w:tab/>
       <w:tab/>
-      <w:t>2026-01-10</w:t>
+      <w:t>2026-01-11</w:t>
       <w:br/>
       <w:br/>
     </w:r>

--- a/tillsyn/A 56687-2025 tillsynsbegäran.docx
+++ b/tillsyn/A 56687-2025 tillsynsbegäran.docx
@@ -372,7 +372,7 @@
     <w:r>
       <w:tab/>
       <w:tab/>
-      <w:t>2026-01-11</w:t>
+      <w:t>2026-01-12</w:t>
       <w:br/>
       <w:br/>
     </w:r>

--- a/tillsyn/A 56687-2025 tillsynsbegäran.docx
+++ b/tillsyn/A 56687-2025 tillsynsbegäran.docx
@@ -372,7 +372,7 @@
     <w:r>
       <w:tab/>
       <w:tab/>
-      <w:t>2026-01-12</w:t>
+      <w:t>2026-01-13</w:t>
       <w:br/>
       <w:br/>
     </w:r>

--- a/tillsyn/A 56687-2025 tillsynsbegäran.docx
+++ b/tillsyn/A 56687-2025 tillsynsbegäran.docx
@@ -372,7 +372,7 @@
     <w:r>
       <w:tab/>
       <w:tab/>
-      <w:t>2026-01-13</w:t>
+      <w:t>2026-01-14</w:t>
       <w:br/>
       <w:br/>
     </w:r>

--- a/tillsyn/A 56687-2025 tillsynsbegäran.docx
+++ b/tillsyn/A 56687-2025 tillsynsbegäran.docx
@@ -372,7 +372,7 @@
     <w:r>
       <w:tab/>
       <w:tab/>
-      <w:t>2026-01-14</w:t>
+      <w:t>2026-01-15</w:t>
       <w:br/>
       <w:br/>
     </w:r>

--- a/tillsyn/A 56687-2025 tillsynsbegäran.docx
+++ b/tillsyn/A 56687-2025 tillsynsbegäran.docx
@@ -372,7 +372,7 @@
     <w:r>
       <w:tab/>
       <w:tab/>
-      <w:t>2026-01-15</w:t>
+      <w:t>2026-01-16</w:t>
       <w:br/>
       <w:br/>
     </w:r>

--- a/tillsyn/A 56687-2025 tillsynsbegäran.docx
+++ b/tillsyn/A 56687-2025 tillsynsbegäran.docx
@@ -372,7 +372,7 @@
     <w:r>
       <w:tab/>
       <w:tab/>
-      <w:t>2026-01-16</w:t>
+      <w:t>2026-01-17</w:t>
       <w:br/>
       <w:br/>
     </w:r>

--- a/tillsyn/A 56687-2025 tillsynsbegäran.docx
+++ b/tillsyn/A 56687-2025 tillsynsbegäran.docx
@@ -372,7 +372,7 @@
     <w:r>
       <w:tab/>
       <w:tab/>
-      <w:t>2026-01-17</w:t>
+      <w:t>2026-01-18</w:t>
       <w:br/>
       <w:br/>
     </w:r>

--- a/tillsyn/A 56687-2025 tillsynsbegäran.docx
+++ b/tillsyn/A 56687-2025 tillsynsbegäran.docx
@@ -372,7 +372,7 @@
     <w:r>
       <w:tab/>
       <w:tab/>
-      <w:t>2026-01-18</w:t>
+      <w:t>2026-01-19</w:t>
       <w:br/>
       <w:br/>
     </w:r>

--- a/tillsyn/A 56687-2025 tillsynsbegäran.docx
+++ b/tillsyn/A 56687-2025 tillsynsbegäran.docx
@@ -372,7 +372,7 @@
     <w:r>
       <w:tab/>
       <w:tab/>
-      <w:t>2026-01-19</w:t>
+      <w:t>2026-01-20</w:t>
       <w:br/>
       <w:br/>
     </w:r>

--- a/tillsyn/A 56687-2025 tillsynsbegäran.docx
+++ b/tillsyn/A 56687-2025 tillsynsbegäran.docx
@@ -372,7 +372,7 @@
     <w:r>
       <w:tab/>
       <w:tab/>
-      <w:t>2026-01-20</w:t>
+      <w:t>2026-01-21</w:t>
       <w:br/>
       <w:br/>
     </w:r>

--- a/tillsyn/A 56687-2025 tillsynsbegäran.docx
+++ b/tillsyn/A 56687-2025 tillsynsbegäran.docx
@@ -372,7 +372,7 @@
     <w:r>
       <w:tab/>
       <w:tab/>
-      <w:t>2026-01-21</w:t>
+      <w:t>2026-01-23</w:t>
       <w:br/>
       <w:br/>
     </w:r>

--- a/tillsyn/A 56687-2025 tillsynsbegäran.docx
+++ b/tillsyn/A 56687-2025 tillsynsbegäran.docx
@@ -372,7 +372,7 @@
     <w:r>
       <w:tab/>
       <w:tab/>
-      <w:t>2026-01-23</w:t>
+      <w:t>2026-01-24</w:t>
       <w:br/>
       <w:br/>
     </w:r>

--- a/tillsyn/A 56687-2025 tillsynsbegäran.docx
+++ b/tillsyn/A 56687-2025 tillsynsbegäran.docx
@@ -372,7 +372,7 @@
     <w:r>
       <w:tab/>
       <w:tab/>
-      <w:t>2026-01-24</w:t>
+      <w:t>2026-01-25</w:t>
       <w:br/>
       <w:br/>
     </w:r>

--- a/tillsyn/A 56687-2025 tillsynsbegäran.docx
+++ b/tillsyn/A 56687-2025 tillsynsbegäran.docx
@@ -372,7 +372,7 @@
     <w:r>
       <w:tab/>
       <w:tab/>
-      <w:t>2026-01-25</w:t>
+      <w:t>2026-01-26</w:t>
       <w:br/>
       <w:br/>
     </w:r>

--- a/tillsyn/A 56687-2025 tillsynsbegäran.docx
+++ b/tillsyn/A 56687-2025 tillsynsbegäran.docx
@@ -372,7 +372,7 @@
     <w:r>
       <w:tab/>
       <w:tab/>
-      <w:t>2026-01-26</w:t>
+      <w:t>2026-01-27</w:t>
       <w:br/>
       <w:br/>
     </w:r>

--- a/tillsyn/A 56687-2025 tillsynsbegäran.docx
+++ b/tillsyn/A 56687-2025 tillsynsbegäran.docx
@@ -372,7 +372,7 @@
     <w:r>
       <w:tab/>
       <w:tab/>
-      <w:t>2026-01-27</w:t>
+      <w:t>2026-01-28</w:t>
       <w:br/>
       <w:br/>
     </w:r>

--- a/tillsyn/A 56687-2025 tillsynsbegäran.docx
+++ b/tillsyn/A 56687-2025 tillsynsbegäran.docx
@@ -98,7 +98,25 @@
         <w:t xml:space="preserve">Blåmossa </w:t>
       </w:r>
       <w:r>
-        <w:t>har karaktäristiska kuddar som är lätta att se på långt håll. Mycket stora kuddar, större än 0,5 meter i höjd, indikerar höga naturvärden där skogen har en lång period av orördhet oh stabila miljöförhållanden. Mossan växer under gynnsamma omständigheter cirka 1 centimeter per år och stora kuddar kan därför indirekt visa att lokalen varit lämplig under en lång tid (Nitare &amp; Skogsstyrelsen, 2019).</w:t>
+        <w:t xml:space="preserve">har karaktäristiska kuddar som är lätta att se på långt håll. Mycket stora kuddar, större än 0,5 meter i höjd, indikerar höga naturvärden där skogen har en lång period av orördhet oh stabila miljöförhållanden. Mossan växer under gynnsamma omständigheter cirka 1 centimeter per år och stora kuddar kan därför indirekt visa att lokalen varit lämplig under en lång tid. Blåmossa är typisk art för </w:t>
+      </w:r>
+      <w:r>
+        <w:rPr>
+          <w:i/>
+        </w:rPr>
+        <w:t>9010 Taiga, 9080 Lövsumpskog</w:t>
+      </w:r>
+      <w:r>
+        <w:t xml:space="preserve"> och </w:t>
+      </w:r>
+      <w:r>
+        <w:rPr>
+          <w:i/>
+        </w:rPr>
+        <w:t>9750 Svämlövskog</w:t>
+      </w:r>
+      <w:r>
+        <w:t xml:space="preserve"> (SLU Artdatabanken, 2025; Nitare &amp; Skogsstyrelsen, 2019).</w:t>
       </w:r>
     </w:p>
     <w:p>
@@ -123,6 +141,26 @@
       </w:r>
       <w:r>
         <w:t xml:space="preserve"> är rödlistad som nära hotad, fridlyst enligt 4a§ artskyddsförordningen och omfattas av bilaga 4 EU:s art- och habitatdirektiv vilket innebär ett strikt skydd där hela livsmiljön ska bevaras. Sedan 2005 omfattas dårgräsfjärilen av ett åtgärdsprogram för hotade arter (SLU Artdatabanken, 2024; Bergman, 2005). Hanar av dårgräsfjärilen ses ofta patrullera längs med bryn och vägar medan ägg-, larv- och puppstadier sker i bryn och i mindre gläntor inne i skogen. Speciellt äggen är uttorkningskänsliga och arten överlever inte kalavverkning (SLU Artdatabanken, 2024).</w:t>
+      </w:r>
+    </w:p>
+    <w:p>
+      <w:r>
+        <w:rPr>
+          <w:b/>
+        </w:rPr>
+        <w:t>Skogsknipprot (§8)</w:t>
+      </w:r>
+      <w:r>
+        <w:t xml:space="preserve"> är fridlyst enligt 8§ artskyddsförordningen och typisk art för </w:t>
+      </w:r>
+      <w:r>
+        <w:rPr>
+          <w:i/>
+        </w:rPr>
+        <w:t>9050 Näringsrik granskog</w:t>
+      </w:r>
+      <w:r>
+        <w:t xml:space="preserve"> (SLU Artdatabanken, 2025).</w:t>
       </w:r>
     </w:p>
     <w:p>
@@ -372,7 +410,7 @@
     <w:r>
       <w:tab/>
       <w:tab/>
-      <w:t>2026-01-28</w:t>
+      <w:t>2026-01-29</w:t>
       <w:br/>
       <w:br/>
     </w:r>

--- a/tillsyn/A 56687-2025 tillsynsbegäran.docx
+++ b/tillsyn/A 56687-2025 tillsynsbegäran.docx
@@ -410,7 +410,7 @@
     <w:r>
       <w:tab/>
       <w:tab/>
-      <w:t>2026-01-29</w:t>
+      <w:t>2026-01-30</w:t>
       <w:br/>
       <w:br/>
     </w:r>

--- a/tillsyn/A 56687-2025 tillsynsbegäran.docx
+++ b/tillsyn/A 56687-2025 tillsynsbegäran.docx
@@ -410,7 +410,7 @@
     <w:r>
       <w:tab/>
       <w:tab/>
-      <w:t>2026-01-30</w:t>
+      <w:t>2026-01-31</w:t>
       <w:br/>
       <w:br/>
     </w:r>

--- a/tillsyn/A 56687-2025 tillsynsbegäran.docx
+++ b/tillsyn/A 56687-2025 tillsynsbegäran.docx
@@ -410,7 +410,7 @@
     <w:r>
       <w:tab/>
       <w:tab/>
-      <w:t>2026-03-01</w:t>
+      <w:t>2026-03-02</w:t>
       <w:br/>
       <w:br/>
     </w:r>

--- a/tillsyn/A 56687-2025 tillsynsbegäran.docx
+++ b/tillsyn/A 56687-2025 tillsynsbegäran.docx
@@ -410,7 +410,7 @@
     <w:r>
       <w:tab/>
       <w:tab/>
-      <w:t>2026-03-02</w:t>
+      <w:t>2026-03-03</w:t>
       <w:br/>
       <w:br/>
     </w:r>

--- a/tillsyn/A 56687-2025 tillsynsbegäran.docx
+++ b/tillsyn/A 56687-2025 tillsynsbegäran.docx
@@ -410,7 +410,7 @@
     <w:r>
       <w:tab/>
       <w:tab/>
-      <w:t>2026-03-03</w:t>
+      <w:t>2026-03-04</w:t>
       <w:br/>
       <w:br/>
     </w:r>

--- a/tillsyn/A 56687-2025 tillsynsbegäran.docx
+++ b/tillsyn/A 56687-2025 tillsynsbegäran.docx
@@ -410,7 +410,7 @@
     <w:r>
       <w:tab/>
       <w:tab/>
-      <w:t>2026-03-04</w:t>
+      <w:t>2026-03-05</w:t>
       <w:br/>
       <w:br/>
     </w:r>

--- a/tillsyn/A 56687-2025 tillsynsbegäran.docx
+++ b/tillsyn/A 56687-2025 tillsynsbegäran.docx
@@ -410,7 +410,7 @@
     <w:r>
       <w:tab/>
       <w:tab/>
-      <w:t>2026-03-05</w:t>
+      <w:t>2026-03-06</w:t>
       <w:br/>
       <w:br/>
     </w:r>

--- a/tillsyn/A 56687-2025 tillsynsbegäran.docx
+++ b/tillsyn/A 56687-2025 tillsynsbegäran.docx
@@ -410,7 +410,7 @@
     <w:r>
       <w:tab/>
       <w:tab/>
-      <w:t>2026-03-06</w:t>
+      <w:t>2026-03-07</w:t>
       <w:br/>
       <w:br/>
     </w:r>

--- a/tillsyn/A 56687-2025 tillsynsbegäran.docx
+++ b/tillsyn/A 56687-2025 tillsynsbegäran.docx
@@ -410,7 +410,7 @@
     <w:r>
       <w:tab/>
       <w:tab/>
-      <w:t>2026-03-07</w:t>
+      <w:t>2026-03-08</w:t>
       <w:br/>
       <w:br/>
     </w:r>

--- a/tillsyn/A 56687-2025 tillsynsbegäran.docx
+++ b/tillsyn/A 56687-2025 tillsynsbegäran.docx
@@ -410,7 +410,7 @@
     <w:r>
       <w:tab/>
       <w:tab/>
-      <w:t>2026-03-08</w:t>
+      <w:t>2026-03-09</w:t>
       <w:br/>
       <w:br/>
     </w:r>

--- a/tillsyn/A 56687-2025 tillsynsbegäran.docx
+++ b/tillsyn/A 56687-2025 tillsynsbegäran.docx
@@ -410,7 +410,7 @@
     <w:r>
       <w:tab/>
       <w:tab/>
-      <w:t>2026-03-09</w:t>
+      <w:t>2026-03-10</w:t>
       <w:br/>
       <w:br/>
     </w:r>

--- a/tillsyn/A 56687-2025 tillsynsbegäran.docx
+++ b/tillsyn/A 56687-2025 tillsynsbegäran.docx
@@ -410,7 +410,7 @@
     <w:r>
       <w:tab/>
       <w:tab/>
-      <w:t>2026-03-10</w:t>
+      <w:t>2026-03-11</w:t>
       <w:br/>
       <w:br/>
     </w:r>

--- a/tillsyn/A 56687-2025 tillsynsbegäran.docx
+++ b/tillsyn/A 56687-2025 tillsynsbegäran.docx
@@ -410,7 +410,7 @@
     <w:r>
       <w:tab/>
       <w:tab/>
-      <w:t>2026-03-11</w:t>
+      <w:t>2026-03-12</w:t>
       <w:br/>
       <w:br/>
     </w:r>

--- a/tillsyn/A 56687-2025 tillsynsbegäran.docx
+++ b/tillsyn/A 56687-2025 tillsynsbegäran.docx
@@ -410,7 +410,7 @@
     <w:r>
       <w:tab/>
       <w:tab/>
-      <w:t>2026-03-12</w:t>
+      <w:t>2026-03-13</w:t>
       <w:br/>
       <w:br/>
     </w:r>

--- a/tillsyn/A 56687-2025 tillsynsbegäran.docx
+++ b/tillsyn/A 56687-2025 tillsynsbegäran.docx
@@ -410,7 +410,7 @@
     <w:r>
       <w:tab/>
       <w:tab/>
-      <w:t>2026-03-13</w:t>
+      <w:t>2026-03-16</w:t>
       <w:br/>
       <w:br/>
     </w:r>

--- a/tillsyn/A 56687-2025 tillsynsbegäran.docx
+++ b/tillsyn/A 56687-2025 tillsynsbegäran.docx
@@ -410,7 +410,7 @@
     <w:r>
       <w:tab/>
       <w:tab/>
-      <w:t>2026-03-16</w:t>
+      <w:t>2026-03-17</w:t>
       <w:br/>
       <w:br/>
     </w:r>

--- a/tillsyn/A 56687-2025 tillsynsbegäran.docx
+++ b/tillsyn/A 56687-2025 tillsynsbegäran.docx
@@ -410,7 +410,7 @@
     <w:r>
       <w:tab/>
       <w:tab/>
-      <w:t>2026-03-17</w:t>
+      <w:t>2026-03-18</w:t>
       <w:br/>
       <w:br/>
     </w:r>

--- a/tillsyn/A 56687-2025 tillsynsbegäran.docx
+++ b/tillsyn/A 56687-2025 tillsynsbegäran.docx
@@ -410,7 +410,7 @@
     <w:r>
       <w:tab/>
       <w:tab/>
-      <w:t>2026-03-18</w:t>
+      <w:t>2026-03-19</w:t>
       <w:br/>
       <w:br/>
     </w:r>

--- a/tillsyn/A 56687-2025 tillsynsbegäran.docx
+++ b/tillsyn/A 56687-2025 tillsynsbegäran.docx
@@ -410,7 +410,7 @@
     <w:r>
       <w:tab/>
       <w:tab/>
-      <w:t>2026-03-19</w:t>
+      <w:t>2026-03-20</w:t>
       <w:br/>
       <w:br/>
     </w:r>

--- a/tillsyn/A 56687-2025 tillsynsbegäran.docx
+++ b/tillsyn/A 56687-2025 tillsynsbegäran.docx
@@ -410,7 +410,7 @@
     <w:r>
       <w:tab/>
       <w:tab/>
-      <w:t>2026-03-20</w:t>
+      <w:t>2026-03-21</w:t>
       <w:br/>
       <w:br/>
     </w:r>

--- a/tillsyn/A 56687-2025 tillsynsbegäran.docx
+++ b/tillsyn/A 56687-2025 tillsynsbegäran.docx
@@ -410,7 +410,7 @@
     <w:r>
       <w:tab/>
       <w:tab/>
-      <w:t>2026-03-21</w:t>
+      <w:t>2026-03-22</w:t>
       <w:br/>
       <w:br/>
     </w:r>

--- a/tillsyn/A 56687-2025 tillsynsbegäran.docx
+++ b/tillsyn/A 56687-2025 tillsynsbegäran.docx
@@ -410,7 +410,7 @@
     <w:r>
       <w:tab/>
       <w:tab/>
-      <w:t>2026-03-22</w:t>
+      <w:t>2026-03-23</w:t>
       <w:br/>
       <w:br/>
     </w:r>

--- a/tillsyn/A 56687-2025 tillsynsbegäran.docx
+++ b/tillsyn/A 56687-2025 tillsynsbegäran.docx
@@ -410,7 +410,7 @@
     <w:r>
       <w:tab/>
       <w:tab/>
-      <w:t>2026-03-23</w:t>
+      <w:t>2026-03-24</w:t>
       <w:br/>
       <w:br/>
     </w:r>

--- a/tillsyn/A 56687-2025 tillsynsbegäran.docx
+++ b/tillsyn/A 56687-2025 tillsynsbegäran.docx
@@ -410,7 +410,7 @@
     <w:r>
       <w:tab/>
       <w:tab/>
-      <w:t>2026-03-24</w:t>
+      <w:t>2026-03-25</w:t>
       <w:br/>
       <w:br/>
     </w:r>

--- a/tillsyn/A 56687-2025 tillsynsbegäran.docx
+++ b/tillsyn/A 56687-2025 tillsynsbegäran.docx
@@ -410,7 +410,7 @@
     <w:r>
       <w:tab/>
       <w:tab/>
-      <w:t>2026-03-25</w:t>
+      <w:t>2026-03-26</w:t>
       <w:br/>
       <w:br/>
     </w:r>

--- a/tillsyn/A 56687-2025 tillsynsbegäran.docx
+++ b/tillsyn/A 56687-2025 tillsynsbegäran.docx
@@ -410,7 +410,7 @@
     <w:r>
       <w:tab/>
       <w:tab/>
-      <w:t>2026-03-26</w:t>
+      <w:t>2026-03-27</w:t>
       <w:br/>
       <w:br/>
     </w:r>

--- a/tillsyn/A 56687-2025 tillsynsbegäran.docx
+++ b/tillsyn/A 56687-2025 tillsynsbegäran.docx
@@ -410,7 +410,7 @@
     <w:r>
       <w:tab/>
       <w:tab/>
-      <w:t>2026-03-27</w:t>
+      <w:t>2026-03-28</w:t>
       <w:br/>
       <w:br/>
     </w:r>

--- a/tillsyn/A 56687-2025 tillsynsbegäran.docx
+++ b/tillsyn/A 56687-2025 tillsynsbegäran.docx
@@ -410,7 +410,7 @@
     <w:r>
       <w:tab/>
       <w:tab/>
-      <w:t>2026-03-28</w:t>
+      <w:t>2026-03-29</w:t>
       <w:br/>
       <w:br/>
     </w:r>

--- a/tillsyn/A 56687-2025 tillsynsbegäran.docx
+++ b/tillsyn/A 56687-2025 tillsynsbegäran.docx
@@ -410,7 +410,7 @@
     <w:r>
       <w:tab/>
       <w:tab/>
-      <w:t>2026-03-29</w:t>
+      <w:t>2026-03-30</w:t>
       <w:br/>
       <w:br/>
     </w:r>

--- a/tillsyn/A 56687-2025 tillsynsbegäran.docx
+++ b/tillsyn/A 56687-2025 tillsynsbegäran.docx
@@ -410,7 +410,7 @@
     <w:r>
       <w:tab/>
       <w:tab/>
-      <w:t>2026-03-30</w:t>
+      <w:t>2026-03-31</w:t>
       <w:br/>
       <w:br/>
     </w:r>

--- a/tillsyn/A 56687-2025 tillsynsbegäran.docx
+++ b/tillsyn/A 56687-2025 tillsynsbegäran.docx
@@ -410,7 +410,7 @@
     <w:r>
       <w:tab/>
       <w:tab/>
-      <w:t>2026-03-31</w:t>
+      <w:t>2026-04-01</w:t>
       <w:br/>
       <w:br/>
     </w:r>

--- a/tillsyn/A 56687-2025 tillsynsbegäran.docx
+++ b/tillsyn/A 56687-2025 tillsynsbegäran.docx
@@ -410,7 +410,7 @@
     <w:r>
       <w:tab/>
       <w:tab/>
-      <w:t>2026-04-01</w:t>
+      <w:t>2026-04-02</w:t>
       <w:br/>
       <w:br/>
     </w:r>

--- a/tillsyn/A 56687-2025 tillsynsbegäran.docx
+++ b/tillsyn/A 56687-2025 tillsynsbegäran.docx
@@ -410,7 +410,7 @@
     <w:r>
       <w:tab/>
       <w:tab/>
-      <w:t>2026-04-02</w:t>
+      <w:t>2026-04-03</w:t>
       <w:br/>
       <w:br/>
     </w:r>

--- a/tillsyn/A 56687-2025 tillsynsbegäran.docx
+++ b/tillsyn/A 56687-2025 tillsynsbegäran.docx
@@ -410,7 +410,7 @@
     <w:r>
       <w:tab/>
       <w:tab/>
-      <w:t>2026-04-03</w:t>
+      <w:t>2026-04-04</w:t>
       <w:br/>
       <w:br/>
     </w:r>

--- a/tillsyn/A 56687-2025 tillsynsbegäran.docx
+++ b/tillsyn/A 56687-2025 tillsynsbegäran.docx
@@ -410,7 +410,7 @@
     <w:r>
       <w:tab/>
       <w:tab/>
-      <w:t>2026-04-14</w:t>
+      <w:t>2026-04-15</w:t>
       <w:br/>
       <w:br/>
     </w:r>

--- a/tillsyn/A 56687-2025 tillsynsbegäran.docx
+++ b/tillsyn/A 56687-2025 tillsynsbegäran.docx
@@ -410,7 +410,7 @@
     <w:r>
       <w:tab/>
       <w:tab/>
-      <w:t>2026-04-15</w:t>
+      <w:t>2026-04-16</w:t>
       <w:br/>
       <w:br/>
     </w:r>

--- a/tillsyn/A 56687-2025 tillsynsbegäran.docx
+++ b/tillsyn/A 56687-2025 tillsynsbegäran.docx
@@ -410,7 +410,7 @@
     <w:r>
       <w:tab/>
       <w:tab/>
-      <w:t>2026-04-16</w:t>
+      <w:t>2026-04-17</w:t>
       <w:br/>
       <w:br/>
     </w:r>

--- a/tillsyn/A 56687-2025 tillsynsbegäran.docx
+++ b/tillsyn/A 56687-2025 tillsynsbegäran.docx
@@ -410,7 +410,7 @@
     <w:r>
       <w:tab/>
       <w:tab/>
-      <w:t>2026-04-17</w:t>
+      <w:t>2026-04-18</w:t>
       <w:br/>
       <w:br/>
     </w:r>

--- a/tillsyn/A 56687-2025 tillsynsbegäran.docx
+++ b/tillsyn/A 56687-2025 tillsynsbegäran.docx
@@ -410,7 +410,7 @@
     <w:r>
       <w:tab/>
       <w:tab/>
-      <w:t>2026-04-18</w:t>
+      <w:t>2026-04-19</w:t>
       <w:br/>
       <w:br/>
     </w:r>

--- a/tillsyn/A 56687-2025 tillsynsbegäran.docx
+++ b/tillsyn/A 56687-2025 tillsynsbegäran.docx
@@ -410,7 +410,7 @@
     <w:r>
       <w:tab/>
       <w:tab/>
-      <w:t>2026-04-19</w:t>
+      <w:t>2026-04-20</w:t>
       <w:br/>
       <w:br/>
     </w:r>

--- a/tillsyn/A 56687-2025 tillsynsbegäran.docx
+++ b/tillsyn/A 56687-2025 tillsynsbegäran.docx
@@ -410,7 +410,7 @@
     <w:r>
       <w:tab/>
       <w:tab/>
-      <w:t>2026-04-20</w:t>
+      <w:t>2026-04-21</w:t>
       <w:br/>
       <w:br/>
     </w:r>

--- a/tillsyn/A 56687-2025 tillsynsbegäran.docx
+++ b/tillsyn/A 56687-2025 tillsynsbegäran.docx
@@ -410,7 +410,7 @@
     <w:r>
       <w:tab/>
       <w:tab/>
-      <w:t>2026-04-21</w:t>
+      <w:t>2026-04-22</w:t>
       <w:br/>
       <w:br/>
     </w:r>

--- a/tillsyn/A 56687-2025 tillsynsbegäran.docx
+++ b/tillsyn/A 56687-2025 tillsynsbegäran.docx
@@ -410,7 +410,7 @@
     <w:r>
       <w:tab/>
       <w:tab/>
-      <w:t>2026-04-22</w:t>
+      <w:t>2026-04-23</w:t>
       <w:br/>
       <w:br/>
     </w:r>

--- a/tillsyn/A 56687-2025 tillsynsbegäran.docx
+++ b/tillsyn/A 56687-2025 tillsynsbegäran.docx
@@ -410,7 +410,7 @@
     <w:r>
       <w:tab/>
       <w:tab/>
-      <w:t>2026-04-23</w:t>
+      <w:t>2026-04-24</w:t>
       <w:br/>
       <w:br/>
     </w:r>

--- a/tillsyn/A 56687-2025 tillsynsbegäran.docx
+++ b/tillsyn/A 56687-2025 tillsynsbegäran.docx
@@ -410,7 +410,7 @@
     <w:r>
       <w:tab/>
       <w:tab/>
-      <w:t>2026-04-24</w:t>
+      <w:t>2026-04-25</w:t>
       <w:br/>
       <w:br/>
     </w:r>

--- a/tillsyn/A 56687-2025 tillsynsbegäran.docx
+++ b/tillsyn/A 56687-2025 tillsynsbegäran.docx
@@ -410,7 +410,7 @@
     <w:r>
       <w:tab/>
       <w:tab/>
-      <w:t>2026-04-25</w:t>
+      <w:t>2026-04-26</w:t>
       <w:br/>
       <w:br/>
     </w:r>

--- a/tillsyn/A 56687-2025 tillsynsbegäran.docx
+++ b/tillsyn/A 56687-2025 tillsynsbegäran.docx
@@ -410,7 +410,7 @@
     <w:r>
       <w:tab/>
       <w:tab/>
-      <w:t>2026-04-26</w:t>
+      <w:t>2026-04-27</w:t>
       <w:br/>
       <w:br/>
     </w:r>

--- a/tillsyn/A 56687-2025 tillsynsbegäran.docx
+++ b/tillsyn/A 56687-2025 tillsynsbegäran.docx
@@ -410,7 +410,7 @@
     <w:r>
       <w:tab/>
       <w:tab/>
-      <w:t>2026-04-27</w:t>
+      <w:t>2026-04-28</w:t>
       <w:br/>
       <w:br/>
     </w:r>

--- a/tillsyn/A 56687-2025 tillsynsbegäran.docx
+++ b/tillsyn/A 56687-2025 tillsynsbegäran.docx
@@ -410,7 +410,7 @@
     <w:r>
       <w:tab/>
       <w:tab/>
-      <w:t>2026-04-28</w:t>
+      <w:t>2026-04-29</w:t>
       <w:br/>
       <w:br/>
     </w:r>

--- a/tillsyn/A 56687-2025 tillsynsbegäran.docx
+++ b/tillsyn/A 56687-2025 tillsynsbegäran.docx
@@ -410,7 +410,7 @@
     <w:r>
       <w:tab/>
       <w:tab/>
-      <w:t>2026-04-29</w:t>
+      <w:t>2026-04-30</w:t>
       <w:br/>
       <w:br/>
     </w:r>

--- a/tillsyn/A 56687-2025 tillsynsbegäran.docx
+++ b/tillsyn/A 56687-2025 tillsynsbegäran.docx
@@ -410,7 +410,7 @@
     <w:r>
       <w:tab/>
       <w:tab/>
-      <w:t>2026-04-30</w:t>
+      <w:t>2026-05-01</w:t>
       <w:br/>
       <w:br/>
     </w:r>

--- a/tillsyn/A 56687-2025 tillsynsbegäran.docx
+++ b/tillsyn/A 56687-2025 tillsynsbegäran.docx
@@ -410,7 +410,7 @@
     <w:r>
       <w:tab/>
       <w:tab/>
-      <w:t>2026-05-01</w:t>
+      <w:t>2026-05-02</w:t>
       <w:br/>
       <w:br/>
     </w:r>

--- a/tillsyn/A 56687-2025 tillsynsbegäran.docx
+++ b/tillsyn/A 56687-2025 tillsynsbegäran.docx
@@ -410,7 +410,7 @@
     <w:r>
       <w:tab/>
       <w:tab/>
-      <w:t>2026-05-16</w:t>
+      <w:t>2026-05-17</w:t>
       <w:br/>
       <w:br/>
     </w:r>

--- a/tillsyn/A 56687-2025 tillsynsbegäran.docx
+++ b/tillsyn/A 56687-2025 tillsynsbegäran.docx
@@ -410,7 +410,7 @@
     <w:r>
       <w:tab/>
       <w:tab/>
-      <w:t>2026-05-17</w:t>
+      <w:t>2026-05-18</w:t>
       <w:br/>
       <w:br/>
     </w:r>

--- a/tillsyn/A 56687-2025 tillsynsbegäran.docx
+++ b/tillsyn/A 56687-2025 tillsynsbegäran.docx
@@ -410,7 +410,7 @@
     <w:r>
       <w:tab/>
       <w:tab/>
-      <w:t>2026-05-18</w:t>
+      <w:t>2026-05-19</w:t>
       <w:br/>
       <w:br/>
     </w:r>

--- a/tillsyn/A 56687-2025 tillsynsbegäran.docx
+++ b/tillsyn/A 56687-2025 tillsynsbegäran.docx
@@ -410,7 +410,7 @@
     <w:r>
       <w:tab/>
       <w:tab/>
-      <w:t>2026-05-19</w:t>
+      <w:t>2026-05-20</w:t>
       <w:br/>
       <w:br/>
     </w:r>

--- a/tillsyn/A 56687-2025 tillsynsbegäran.docx
+++ b/tillsyn/A 56687-2025 tillsynsbegäran.docx
@@ -410,7 +410,7 @@
     <w:r>
       <w:tab/>
       <w:tab/>
-      <w:t>2026-05-20</w:t>
+      <w:t>2026-05-21</w:t>
       <w:br/>
       <w:br/>
     </w:r>

--- a/tillsyn/A 56687-2025 tillsynsbegäran.docx
+++ b/tillsyn/A 56687-2025 tillsynsbegäran.docx
@@ -410,7 +410,7 @@
     <w:r>
       <w:tab/>
       <w:tab/>
-      <w:t>2026-05-21</w:t>
+      <w:t>2026-05-22</w:t>
       <w:br/>
       <w:br/>
     </w:r>

--- a/tillsyn/A 56687-2025 tillsynsbegäran.docx
+++ b/tillsyn/A 56687-2025 tillsynsbegäran.docx
@@ -410,7 +410,7 @@
     <w:r>
       <w:tab/>
       <w:tab/>
-      <w:t>2026-05-22</w:t>
+      <w:t>2026-05-23</w:t>
       <w:br/>
       <w:br/>
     </w:r>

--- a/tillsyn/A 56687-2025 tillsynsbegäran.docx
+++ b/tillsyn/A 56687-2025 tillsynsbegäran.docx
@@ -410,7 +410,7 @@
     <w:r>
       <w:tab/>
       <w:tab/>
-      <w:t>2026-05-23</w:t>
+      <w:t>2026-05-24</w:t>
       <w:br/>
       <w:br/>
     </w:r>

--- a/tillsyn/A 56687-2025 tillsynsbegäran.docx
+++ b/tillsyn/A 56687-2025 tillsynsbegäran.docx
@@ -410,7 +410,7 @@
     <w:r>
       <w:tab/>
       <w:tab/>
-      <w:t>2026-05-24</w:t>
+      <w:t>2026-05-25</w:t>
       <w:br/>
       <w:br/>
     </w:r>

--- a/tillsyn/A 56687-2025 tillsynsbegäran.docx
+++ b/tillsyn/A 56687-2025 tillsynsbegäran.docx
@@ -410,7 +410,7 @@
     <w:r>
       <w:tab/>
       <w:tab/>
-      <w:t>2026-05-25</w:t>
+      <w:t>2026-05-26</w:t>
       <w:br/>
       <w:br/>
     </w:r>

--- a/tillsyn/A 56687-2025 tillsynsbegäran.docx
+++ b/tillsyn/A 56687-2025 tillsynsbegäran.docx
@@ -410,7 +410,7 @@
     <w:r>
       <w:tab/>
       <w:tab/>
-      <w:t>2026-05-26</w:t>
+      <w:t>2026-05-27</w:t>
       <w:br/>
       <w:br/>
     </w:r>

--- a/tillsyn/A 56687-2025 tillsynsbegäran.docx
+++ b/tillsyn/A 56687-2025 tillsynsbegäran.docx
@@ -410,7 +410,7 @@
     <w:r>
       <w:tab/>
       <w:tab/>
-      <w:t>2026-05-27</w:t>
+      <w:t>2026-05-28</w:t>
       <w:br/>
       <w:br/>
     </w:r>

--- a/tillsyn/A 56687-2025 tillsynsbegäran.docx
+++ b/tillsyn/A 56687-2025 tillsynsbegäran.docx
@@ -410,7 +410,7 @@
     <w:r>
       <w:tab/>
       <w:tab/>
-      <w:t>2026-05-28</w:t>
+      <w:t>2026-05-29</w:t>
       <w:br/>
       <w:br/>
     </w:r>

--- a/tillsyn/A 56687-2025 tillsynsbegäran.docx
+++ b/tillsyn/A 56687-2025 tillsynsbegäran.docx
@@ -410,7 +410,7 @@
     <w:r>
       <w:tab/>
       <w:tab/>
-      <w:t>2026-05-29</w:t>
+      <w:t>2026-05-30</w:t>
       <w:br/>
       <w:br/>
     </w:r>

--- a/tillsyn/A 56687-2025 tillsynsbegäran.docx
+++ b/tillsyn/A 56687-2025 tillsynsbegäran.docx
@@ -410,7 +410,7 @@
     <w:r>
       <w:tab/>
       <w:tab/>
-      <w:t>2026-05-30</w:t>
+      <w:t>2026-05-31</w:t>
       <w:br/>
       <w:br/>
     </w:r>

--- a/tillsyn/A 56687-2025 tillsynsbegäran.docx
+++ b/tillsyn/A 56687-2025 tillsynsbegäran.docx
@@ -410,7 +410,7 @@
     <w:r>
       <w:tab/>
       <w:tab/>
-      <w:t>2026-05-31</w:t>
+      <w:t>2026-06-01</w:t>
       <w:br/>
       <w:br/>
     </w:r>

--- a/tillsyn/A 56687-2025 tillsynsbegäran.docx
+++ b/tillsyn/A 56687-2025 tillsynsbegäran.docx
@@ -410,7 +410,7 @@
     <w:r>
       <w:tab/>
       <w:tab/>
-      <w:t>2026-06-01</w:t>
+      <w:t>2026-06-02</w:t>
       <w:br/>
       <w:br/>
     </w:r>

--- a/tillsyn/A 56687-2025 tillsynsbegäran.docx
+++ b/tillsyn/A 56687-2025 tillsynsbegäran.docx
@@ -410,7 +410,7 @@
     <w:r>
       <w:tab/>
       <w:tab/>
-      <w:t>2026-06-02</w:t>
+      <w:t>2026-06-03</w:t>
       <w:br/>
       <w:br/>
     </w:r>

--- a/tillsyn/A 56687-2025 tillsynsbegäran.docx
+++ b/tillsyn/A 56687-2025 tillsynsbegäran.docx
@@ -410,7 +410,7 @@
     <w:r>
       <w:tab/>
       <w:tab/>
-      <w:t>2026-06-03</w:t>
+      <w:t>2026-06-04</w:t>
       <w:br/>
       <w:br/>
     </w:r>
